--- a/resources/week-01/W1L2 - Platform Setup Checklist.docx
+++ b/resources/week-01/W1L2 - Platform Setup Checklist.docx
@@ -113,297 +113,143 @@
       <w:pPr>
         <w:spacing w:after="100"/>
       </w:pPr>
-      <w:sdt>
-        <w:sdtPr>
-          <w14:checkbox>
-            <w14:checked w14:val="0"/>
-            <w14:checkedState w14:val="2612" w14:font="MS Gothic"/>
-            <w14:uncheckedState w14:val="2610" w14:font="MS Gothic"/>
-          </w14:checkbox>
-        </w:sdtPr>
-        <w:sdtContent>
-          <w:r>
-            <w:sym w:char="2610" w:font="MS Gothic"/>
-          </w:r>
-        </w:sdtContent>
-      </w:sdt>
-      <w:r>
-        <w:rPr>
-          <w:rFonts w:ascii="Times New Roman" w:cs="Times New Roman" w:eastAsia="Times New Roman" w:hAnsi="Times New Roman"/>
-          <w:sz w:val="22"/>
-          <w:szCs w:val="22"/>
-        </w:rPr>
-        <w:t xml:space="preserve">  Step 1 — Log into your laptop</w:t>
-      </w:r>
-    </w:p>
-    <w:p>
-      <w:pPr>
-        <w:spacing w:after="100"/>
-      </w:pPr>
-      <w:sdt>
-        <w:sdtPr>
-          <w14:checkbox>
-            <w14:checked w14:val="0"/>
-            <w14:checkedState w14:val="2612" w14:font="MS Gothic"/>
-            <w14:uncheckedState w14:val="2610" w14:font="MS Gothic"/>
-          </w14:checkbox>
-        </w:sdtPr>
-        <w:sdtContent>
-          <w:r>
-            <w:sym w:char="2610" w:font="MS Gothic"/>
-          </w:r>
-        </w:sdtContent>
-      </w:sdt>
-      <w:r>
-        <w:rPr>
-          <w:rFonts w:ascii="Times New Roman" w:cs="Times New Roman" w:eastAsia="Times New Roman" w:hAnsi="Times New Roman"/>
-          <w:sz w:val="22"/>
-          <w:szCs w:val="22"/>
-        </w:rPr>
-        <w:t xml:space="preserve">  Step 2 — Connect to the school Wi-Fi / network</w:t>
-      </w:r>
-    </w:p>
-    <w:p>
-      <w:pPr>
-        <w:spacing w:after="100"/>
-      </w:pPr>
-      <w:sdt>
-        <w:sdtPr>
-          <w14:checkbox>
-            <w14:checked w14:val="0"/>
-            <w14:checkedState w14:val="2612" w14:font="MS Gothic"/>
-            <w14:uncheckedState w14:val="2610" w14:font="MS Gothic"/>
-          </w14:checkbox>
-        </w:sdtPr>
-        <w:sdtContent>
-          <w:r>
-            <w:sym w:char="2610" w:font="MS Gothic"/>
-          </w:r>
-        </w:sdtContent>
-      </w:sdt>
-      <w:r>
-        <w:rPr>
-          <w:rFonts w:ascii="Times New Roman" w:cs="Times New Roman" w:eastAsia="Times New Roman" w:hAnsi="Times New Roman"/>
-          <w:sz w:val="22"/>
-          <w:szCs w:val="22"/>
-        </w:rPr>
-        <w:t xml:space="preserve">  Step 3 — Open a web browser and log into Toddle</w:t>
-      </w:r>
-    </w:p>
-    <w:p>
-      <w:pPr>
-        <w:spacing w:after="100"/>
-      </w:pPr>
-      <w:sdt>
-        <w:sdtPr>
-          <w14:checkbox>
-            <w14:checked w14:val="0"/>
-            <w14:checkedState w14:val="2612" w14:font="MS Gothic"/>
-            <w14:uncheckedState w14:val="2610" w14:font="MS Gothic"/>
-          </w14:checkbox>
-        </w:sdtPr>
-        <w:sdtContent>
-          <w:r>
-            <w:sym w:char="2610" w:font="MS Gothic"/>
-          </w:r>
-        </w:sdtContent>
-      </w:sdt>
-      <w:r>
-        <w:rPr>
-          <w:rFonts w:ascii="Times New Roman" w:cs="Times New Roman" w:eastAsia="Times New Roman" w:hAnsi="Times New Roman"/>
-          <w:sz w:val="22"/>
-          <w:szCs w:val="22"/>
-        </w:rPr>
-        <w:t xml:space="preserve">  Step 4 — Confirm you can see the "Design 1" class in Toddle</w:t>
-      </w:r>
-    </w:p>
-    <w:p>
-      <w:pPr>
-        <w:spacing w:after="100"/>
-      </w:pPr>
-      <w:sdt>
-        <w:sdtPr>
-          <w14:checkbox>
-            <w14:checked w14:val="0"/>
-            <w14:checkedState w14:val="2612" w14:font="MS Gothic"/>
-            <w14:uncheckedState w14:val="2610" w14:font="MS Gothic"/>
-          </w14:checkbox>
-        </w:sdtPr>
-        <w:sdtContent>
-          <w:r>
-            <w:sym w:char="2610" w:font="MS Gothic"/>
-          </w:r>
-        </w:sdtContent>
-      </w:sdt>
-      <w:r>
-        <w:rPr>
-          <w:rFonts w:ascii="Times New Roman" w:cs="Times New Roman" w:eastAsia="Times New Roman" w:hAnsi="Times New Roman"/>
-          <w:sz w:val="22"/>
-          <w:szCs w:val="22"/>
-        </w:rPr>
-        <w:t xml:space="preserve">  Step 5 — Open your code editor (VS Code or Notepad)</w:t>
-      </w:r>
-    </w:p>
-    <w:p>
-      <w:pPr>
-        <w:spacing w:after="100"/>
-      </w:pPr>
-      <w:sdt>
-        <w:sdtPr>
-          <w14:checkbox>
-            <w14:checked w14:val="0"/>
-            <w14:checkedState w14:val="2612" w14:font="MS Gothic"/>
-            <w14:uncheckedState w14:val="2610" w14:font="MS Gothic"/>
-          </w14:checkbox>
-        </w:sdtPr>
-        <w:sdtContent>
-          <w:r>
-            <w:sym w:char="2610" w:font="MS Gothic"/>
-          </w:r>
-        </w:sdtContent>
-      </w:sdt>
-      <w:r>
-        <w:rPr>
-          <w:rFonts w:ascii="Times New Roman" w:cs="Times New Roman" w:eastAsia="Times New Roman" w:hAnsi="Times New Roman"/>
-          <w:sz w:val="22"/>
-          <w:szCs w:val="22"/>
-        </w:rPr>
-        <w:t xml:space="preserve">  Step 6 — Create a new folder on your Desktop called "Design1-HTML"</w:t>
-      </w:r>
-    </w:p>
-    <w:p>
-      <w:pPr>
-        <w:spacing w:after="100"/>
-      </w:pPr>
-      <w:sdt>
-        <w:sdtPr>
-          <w14:checkbox>
-            <w14:checked w14:val="0"/>
-            <w14:checkedState w14:val="2612" w14:font="MS Gothic"/>
-            <w14:uncheckedState w14:val="2610" w14:font="MS Gothic"/>
-          </w14:checkbox>
-        </w:sdtPr>
-        <w:sdtContent>
-          <w:r>
-            <w:sym w:char="2610" w:font="MS Gothic"/>
-          </w:r>
-        </w:sdtContent>
-      </w:sdt>
-      <w:r>
-        <w:rPr>
-          <w:rFonts w:ascii="Times New Roman" w:cs="Times New Roman" w:eastAsia="Times New Roman" w:hAnsi="Times New Roman"/>
-          <w:sz w:val="22"/>
-          <w:szCs w:val="22"/>
-        </w:rPr>
-        <w:t xml:space="preserve">  Step 7 — In your code editor, create a new file named exactly: index.html</w:t>
-      </w:r>
-    </w:p>
-    <w:p>
-      <w:pPr>
-        <w:spacing w:after="100"/>
-      </w:pPr>
-      <w:sdt>
-        <w:sdtPr>
-          <w14:checkbox>
-            <w14:checked w14:val="0"/>
-            <w14:checkedState w14:val="2612" w14:font="MS Gothic"/>
-            <w14:uncheckedState w14:val="2610" w14:font="MS Gothic"/>
-          </w14:checkbox>
-        </w:sdtPr>
-        <w:sdtContent>
-          <w:r>
-            <w:sym w:char="2610" w:font="MS Gothic"/>
-          </w:r>
-        </w:sdtContent>
-      </w:sdt>
-      <w:r>
-        <w:rPr>
-          <w:rFonts w:ascii="Times New Roman" w:cs="Times New Roman" w:eastAsia="Times New Roman" w:hAnsi="Times New Roman"/>
-          <w:sz w:val="22"/>
-          <w:szCs w:val="22"/>
-        </w:rPr>
-        <w:t xml:space="preserve">  Step 8 — Type the code below into your file (copy it exactly)</w:t>
-      </w:r>
-    </w:p>
-    <w:p>
-      <w:pPr>
-        <w:spacing w:after="100"/>
-      </w:pPr>
-      <w:sdt>
-        <w:sdtPr>
-          <w14:checkbox>
-            <w14:checked w14:val="0"/>
-            <w14:checkedState w14:val="2612" w14:font="MS Gothic"/>
-            <w14:uncheckedState w14:val="2610" w14:font="MS Gothic"/>
-          </w14:checkbox>
-        </w:sdtPr>
-        <w:sdtContent>
-          <w:r>
-            <w:sym w:char="2610" w:font="MS Gothic"/>
-          </w:r>
-        </w:sdtContent>
-      </w:sdt>
-      <w:r>
-        <w:rPr>
-          <w:rFonts w:ascii="Times New Roman" w:cs="Times New Roman" w:eastAsia="Times New Roman" w:hAnsi="Times New Roman"/>
-          <w:sz w:val="22"/>
-          <w:szCs w:val="22"/>
-        </w:rPr>
-        <w:t xml:space="preserve">  Step 9 — Save the file inside your Design1-HTML folder</w:t>
-      </w:r>
-    </w:p>
-    <w:p>
-      <w:pPr>
-        <w:spacing w:after="100"/>
-      </w:pPr>
-      <w:sdt>
-        <w:sdtPr>
-          <w14:checkbox>
-            <w14:checked w14:val="0"/>
-            <w14:checkedState w14:val="2612" w14:font="MS Gothic"/>
-            <w14:uncheckedState w14:val="2610" w14:font="MS Gothic"/>
-          </w14:checkbox>
-        </w:sdtPr>
-        <w:sdtContent>
-          <w:r>
-            <w:sym w:char="2610" w:font="MS Gothic"/>
-          </w:r>
-        </w:sdtContent>
-      </w:sdt>
-      <w:r>
-        <w:rPr>
-          <w:rFonts w:ascii="Times New Roman" w:cs="Times New Roman" w:eastAsia="Times New Roman" w:hAnsi="Times New Roman"/>
-          <w:sz w:val="22"/>
-          <w:szCs w:val="22"/>
-        </w:rPr>
-        <w:t xml:space="preserve">  Step 10 — Open the file in your browser and confirm it says "Hello, World!"</w:t>
-      </w:r>
-    </w:p>
-    <w:p>
-      <w:pPr>
-        <w:spacing w:after="100"/>
-      </w:pPr>
-      <w:sdt>
-        <w:sdtPr>
-          <w14:checkbox>
-            <w14:checked w14:val="0"/>
-            <w14:checkedState w14:val="2612" w14:font="MS Gothic"/>
-            <w14:uncheckedState w14:val="2610" w14:font="MS Gothic"/>
-          </w14:checkbox>
-        </w:sdtPr>
-        <w:sdtContent>
-          <w:r>
-            <w:sym w:char="2610" w:font="MS Gothic"/>
-          </w:r>
-        </w:sdtContent>
-      </w:sdt>
-      <w:r>
-        <w:rPr>
-          <w:rFonts w:ascii="Times New Roman" w:cs="Times New Roman" w:eastAsia="Times New Roman" w:hAnsi="Times New Roman"/>
-          <w:sz w:val="22"/>
-          <w:szCs w:val="22"/>
-        </w:rPr>
-        <w:t xml:space="preserve">  Step 11 — Submit a screenshot of your working page to Toddle</w:t>
+      <w:r>
+        <w:rPr>
+          <w:rFonts w:ascii="Times New Roman" w:cs="Times New Roman" w:eastAsia="Times New Roman" w:hAnsi="Times New Roman"/>
+          <w:sz w:val="22"/>
+          <w:szCs w:val="22"/>
+        </w:rPr>
+        <w:t xml:space="preserve">☐  Step 1 — Log into your laptop</w:t>
+      </w:r>
+    </w:p>
+    <w:p>
+      <w:pPr>
+        <w:spacing w:after="100"/>
+      </w:pPr>
+      <w:r>
+        <w:rPr>
+          <w:rFonts w:ascii="Times New Roman" w:cs="Times New Roman" w:eastAsia="Times New Roman" w:hAnsi="Times New Roman"/>
+          <w:sz w:val="22"/>
+          <w:szCs w:val="22"/>
+        </w:rPr>
+        <w:t xml:space="preserve">☐  Step 2 — Connect to the school Wi-Fi / network</w:t>
+      </w:r>
+    </w:p>
+    <w:p>
+      <w:pPr>
+        <w:spacing w:after="100"/>
+      </w:pPr>
+      <w:r>
+        <w:rPr>
+          <w:rFonts w:ascii="Times New Roman" w:cs="Times New Roman" w:eastAsia="Times New Roman" w:hAnsi="Times New Roman"/>
+          <w:sz w:val="22"/>
+          <w:szCs w:val="22"/>
+        </w:rPr>
+        <w:t xml:space="preserve">☐  Step 3 — Open a web browser and log into Toddle</w:t>
+      </w:r>
+    </w:p>
+    <w:p>
+      <w:pPr>
+        <w:spacing w:after="100"/>
+      </w:pPr>
+      <w:r>
+        <w:rPr>
+          <w:rFonts w:ascii="Times New Roman" w:cs="Times New Roman" w:eastAsia="Times New Roman" w:hAnsi="Times New Roman"/>
+          <w:sz w:val="22"/>
+          <w:szCs w:val="22"/>
+        </w:rPr>
+        <w:t xml:space="preserve">☐  Step 4 — Confirm you can see the "Design 1" class in Toddle</w:t>
+      </w:r>
+    </w:p>
+    <w:p>
+      <w:pPr>
+        <w:spacing w:after="100"/>
+      </w:pPr>
+      <w:r>
+        <w:rPr>
+          <w:rFonts w:ascii="Times New Roman" w:cs="Times New Roman" w:eastAsia="Times New Roman" w:hAnsi="Times New Roman"/>
+          <w:sz w:val="22"/>
+          <w:szCs w:val="22"/>
+        </w:rPr>
+        <w:t xml:space="preserve">☐  Step 5 — Open your code editor (VS Code or Notepad)</w:t>
+      </w:r>
+    </w:p>
+    <w:p>
+      <w:pPr>
+        <w:spacing w:after="100"/>
+      </w:pPr>
+      <w:r>
+        <w:rPr>
+          <w:rFonts w:ascii="Times New Roman" w:cs="Times New Roman" w:eastAsia="Times New Roman" w:hAnsi="Times New Roman"/>
+          <w:sz w:val="22"/>
+          <w:szCs w:val="22"/>
+        </w:rPr>
+        <w:t xml:space="preserve">☐  Step 6 — Create a new folder on your Desktop called "Design1-HTML"</w:t>
+      </w:r>
+    </w:p>
+    <w:p>
+      <w:pPr>
+        <w:spacing w:after="100"/>
+      </w:pPr>
+      <w:r>
+        <w:rPr>
+          <w:rFonts w:ascii="Times New Roman" w:cs="Times New Roman" w:eastAsia="Times New Roman" w:hAnsi="Times New Roman"/>
+          <w:sz w:val="22"/>
+          <w:szCs w:val="22"/>
+        </w:rPr>
+        <w:t xml:space="preserve">☐  Step 7 — In your code editor, create a new file named exactly: index.html</w:t>
+      </w:r>
+    </w:p>
+    <w:p>
+      <w:pPr>
+        <w:spacing w:after="100"/>
+      </w:pPr>
+      <w:r>
+        <w:rPr>
+          <w:rFonts w:ascii="Times New Roman" w:cs="Times New Roman" w:eastAsia="Times New Roman" w:hAnsi="Times New Roman"/>
+          <w:sz w:val="22"/>
+          <w:szCs w:val="22"/>
+        </w:rPr>
+        <w:t xml:space="preserve">☐  Step 8 — Type the code below into your file (copy it exactly)</w:t>
+      </w:r>
+    </w:p>
+    <w:p>
+      <w:pPr>
+        <w:spacing w:after="100"/>
+      </w:pPr>
+      <w:r>
+        <w:rPr>
+          <w:rFonts w:ascii="Times New Roman" w:cs="Times New Roman" w:eastAsia="Times New Roman" w:hAnsi="Times New Roman"/>
+          <w:sz w:val="22"/>
+          <w:szCs w:val="22"/>
+        </w:rPr>
+        <w:t xml:space="preserve">☐  Step 9 — Save the file inside your Design1-HTML folder</w:t>
+      </w:r>
+    </w:p>
+    <w:p>
+      <w:pPr>
+        <w:spacing w:after="100"/>
+      </w:pPr>
+      <w:r>
+        <w:rPr>
+          <w:rFonts w:ascii="Times New Roman" w:cs="Times New Roman" w:eastAsia="Times New Roman" w:hAnsi="Times New Roman"/>
+          <w:sz w:val="22"/>
+          <w:szCs w:val="22"/>
+        </w:rPr>
+        <w:t xml:space="preserve">☐  Step 10 — Open the file in your browser and confirm it says "Hello, World!"</w:t>
+      </w:r>
+    </w:p>
+    <w:p>
+      <w:pPr>
+        <w:spacing w:after="100"/>
+      </w:pPr>
+      <w:r>
+        <w:rPr>
+          <w:rFonts w:ascii="Times New Roman" w:cs="Times New Roman" w:eastAsia="Times New Roman" w:hAnsi="Times New Roman"/>
+          <w:sz w:val="22"/>
+          <w:szCs w:val="22"/>
+        </w:rPr>
+        <w:t xml:space="preserve">☐  Step 11 — Submit a screenshot of your working page to Toddle</w:t>
       </w:r>
     </w:p>
     <w:p>
@@ -559,145 +405,6 @@
         </w:tc>
       </w:tr>
     </w:tbl>
-    <w:p>
-      <w:pPr>
-        <w:spacing w:after="200"/>
-      </w:pPr>
-    </w:p>
-    <w:tbl>
-      <w:tblPr>
-        <w:tblW w:type="pct" w:w="100%"/>
-        <w:tblBorders>
-          <w:top w:val="single" w:color="EE0000" w:sz="6"/>
-          <w:left w:val="single" w:color="EE0000" w:sz="6"/>
-          <w:bottom w:val="single" w:color="EE0000" w:sz="6"/>
-          <w:right w:val="single" w:color="EE0000" w:sz="6"/>
-          <w:insideH w:val="single" w:color="auto" w:sz="4"/>
-          <w:insideV w:val="single" w:color="auto" w:sz="4"/>
-        </w:tblBorders>
-      </w:tblPr>
-      <w:tblGrid>
-        <w:gridCol w:w="100"/>
-      </w:tblGrid>
-      <w:tr>
-        <w:tc>
-          <w:tcPr>
-            <w:shd w:fill="F2F2F2" w:color="auto" w:val="clear"/>
-            <w:tcMar>
-              <w:top w:type="dxa" w:w="120"/>
-              <w:left w:type="dxa" w:w="160"/>
-              <w:bottom w:type="dxa" w:w="120"/>
-              <w:right w:type="dxa" w:w="160"/>
-            </w:tcMar>
-          </w:tcPr>
-          <w:p>
-            <w:pPr>
-              <w:spacing w:after="80"/>
-            </w:pPr>
-            <w:r>
-              <w:rPr>
-                <w:rFonts w:ascii="Times New Roman" w:cs="Times New Roman" w:eastAsia="Times New Roman" w:hAnsi="Times New Roman"/>
-                <w:b/>
-                <w:bCs/>
-                <w:color w:val="EE0000"/>
-                <w:sz w:val="22"/>
-                <w:szCs w:val="22"/>
-              </w:rPr>
-              <w:t xml:space="preserve">Extra support:</w:t>
-            </w:r>
-          </w:p>
-          <w:p>
-            <w:pPr>
-              <w:spacing w:after="60"/>
-            </w:pPr>
-            <w:r>
-              <w:rPr>
-                <w:rFonts w:ascii="Times New Roman" w:cs="Times New Roman" w:eastAsia="Times New Roman" w:hAnsi="Times New Roman"/>
-                <w:sz w:val="21"/>
-                <w:szCs w:val="21"/>
-              </w:rPr>
-              <w:t xml:space="preserve">Ask a partner or your teacher to check off each step with you before moving to the next one.</w:t>
-            </w:r>
-          </w:p>
-          <w:p>
-            <w:pPr>
-              <w:spacing w:after="60"/>
-            </w:pPr>
-            <w:r>
-              <w:rPr>
-                <w:rFonts w:ascii="Times New Roman" w:cs="Times New Roman" w:eastAsia="Times New Roman" w:hAnsi="Times New Roman"/>
-                <w:sz w:val="21"/>
-                <w:szCs w:val="21"/>
-              </w:rPr>
-              <w:t xml:space="preserve">[Teacher note: attach a screenshot of your school's actual Toddle login screen and VS Code window here for a fully visual version of this checklist.]</w:t>
-            </w:r>
-          </w:p>
-        </w:tc>
-      </w:tr>
-    </w:tbl>
-    <w:p>
-      <w:pPr>
-        <w:spacing w:after="200"/>
-      </w:pPr>
-    </w:p>
-    <w:tbl>
-      <w:tblPr>
-        <w:tblW w:type="pct" w:w="100%"/>
-        <w:tblBorders>
-          <w:top w:val="single" w:color="0070C0" w:sz="6"/>
-          <w:left w:val="single" w:color="0070C0" w:sz="6"/>
-          <w:bottom w:val="single" w:color="0070C0" w:sz="6"/>
-          <w:right w:val="single" w:color="0070C0" w:sz="6"/>
-          <w:insideH w:val="single" w:color="auto" w:sz="4"/>
-          <w:insideV w:val="single" w:color="auto" w:sz="4"/>
-        </w:tblBorders>
-      </w:tblPr>
-      <w:tblGrid>
-        <w:gridCol w:w="100"/>
-      </w:tblGrid>
-      <w:tr>
-        <w:tc>
-          <w:tcPr>
-            <w:shd w:fill="F2F2F2" w:color="auto" w:val="clear"/>
-            <w:tcMar>
-              <w:top w:type="dxa" w:w="120"/>
-              <w:left w:type="dxa" w:w="160"/>
-              <w:bottom w:type="dxa" w:w="120"/>
-              <w:right w:type="dxa" w:w="160"/>
-            </w:tcMar>
-          </w:tcPr>
-          <w:p>
-            <w:pPr>
-              <w:spacing w:after="80"/>
-            </w:pPr>
-            <w:r>
-              <w:rPr>
-                <w:rFonts w:ascii="Times New Roman" w:cs="Times New Roman" w:eastAsia="Times New Roman" w:hAnsi="Times New Roman"/>
-                <w:b/>
-                <w:bCs/>
-                <w:color w:val="0070C0"/>
-                <w:sz w:val="22"/>
-                <w:szCs w:val="22"/>
-              </w:rPr>
-              <w:t xml:space="preserve">Finished early? Try this:</w:t>
-            </w:r>
-          </w:p>
-          <w:p>
-            <w:pPr>
-              <w:spacing w:after="60"/>
-            </w:pPr>
-            <w:r>
-              <w:rPr>
-                <w:rFonts w:ascii="Times New Roman" w:cs="Times New Roman" w:eastAsia="Times New Roman" w:hAnsi="Times New Roman"/>
-                <w:sz w:val="21"/>
-                <w:szCs w:val="21"/>
-              </w:rPr>
-              <w:t xml:space="preserve">Explore one extra feature of your code editor (for example, change the color theme, or look at what an "extension" is) before we move on.</w:t>
-            </w:r>
-          </w:p>
-        </w:tc>
-      </w:tr>
-    </w:tbl>
     <w:sectPr>
       <w:pgSz w:w="11906" w:h="16838" w:orient="portrait"/>
       <w:pgMar w:top="1440" w:right="1440" w:bottom="1440" w:left="1440" w:header="708" w:footer="708" w:gutter="0"/>
